--- a/templates/SH_GB_Profile.docx
+++ b/templates/SH_GB_Profile.docx
@@ -1,6 +1,1052 @@
 
-<file path=word/document.xml><?xml version="1.0" encoding="UTF-8" standalone="yes"?>
-<w:document xmlns:wpc="http://schemas.microsoft.com/office/word/2010/wordprocessingCanvas" xmlns:cx="http://schemas.microsoft.com/office/drawing/2014/chartex" xmlns:cx1="http://schemas.microsoft.com/office/drawing/2015/9/8/chartex" xmlns:cx2="http://schemas.microsoft.com/office/drawing/2015/10/21/chartex" xmlns:cx3="http://schemas.microsoft.com/office/drawing/2016/5/9/chartex" xmlns:cx4="http://schemas.microsoft.com/office/drawing/2016/5/10/chartex" xmlns:cx5="http://schemas.microsoft.com/office/drawing/2016/5/11/chartex" xmlns:cx6="http://schemas.microsoft.com/office/drawing/2016/5/12/chartex" xmlns:cx7="http://schemas.microsoft.com/office/drawing/2016/5/13/chartex" xmlns:cx8="http://schemas.microsoft.com/office/drawing/2016/5/14/chartex" xmlns:mc="http://schemas.openxmlformats.org/markup-compatibility/2006" xmlns:aink="http://schemas.microsoft.com/office/drawing/2016/ink" xmlns:am3d="http://schemas.microsoft.com/office/drawing/2017/model3d" xmlns:o="urn:schemas-microsoft-com:office:office" xmlns:oel="http://schemas.microsoft.com/office/2019/extlst" xmlns:r="http://schemas.openxmlformats.org/officeDocument/2006/relationships" xmlns:m="http://schemas.openxmlformats.org/officeDocument/2006/math" xmlns:v="urn:schemas-microsoft-com:vml" xmlns:wp14="http://schemas.microsoft.com/office/word/2010/wordprocessingDrawing" xmlns:wp="http://schemas.openxmlformats.org/drawingml/2006/wordprocessingDrawing" xmlns:w10="urn:schemas-microsoft-com:office:word" xmlns:w="http://schemas.openxmlformats.org/wordprocessingml/2006/main" xmlns:w14="http://schemas.microsoft.com/office/word/2010/wordml" xmlns:w15="http://schemas.microsoft.com/office/word/2012/wordml" xmlns:w16cex="http://schemas.microsoft.com/office/word/2018/wordml/cex" xmlns:w16cid="http://schemas.microsoft.com/office/word/2016/wordml/cid" xmlns:w16="http://schemas.microsoft.com/office/word/2018/wordml" xmlns:w16du="http://schemas.microsoft.com/office/word/2023/wordml/word16du" xmlns:w16sdtdh="http://schemas.microsoft.com/office/word/2020/wordml/sdtdatahash" xmlns:w16sdtfl="http://schemas.microsoft.com/office/word/2024/wordml/sdtformatlock" xmlns:w16se="http://schemas.microsoft.com/office/word/2015/wordml/symex" xmlns:wpg="http://schemas.microsoft.com/office/word/2010/wordprocessingGroup" xmlns:wpi="http://schemas.microsoft.com/office/word/2010/wordprocessingInk" xmlns:wne="http://schemas.microsoft.com/office/word/2006/wordml" xmlns:wps="http://schemas.microsoft.com/office/word/2010/wordprocessingShape" mc:Ignorable="w14 w15 w16se w16cid w16 w16cex w16sdtdh w16sdtfl w16du wp14"><w:body><w:p><w:pPr><w:pStyle w:val="SHText"/></w:pPr><w:bookmarkStart w:id="0" w:name="Text1"/></w:p><w:p><w:pPr><w:pStyle w:val="SHText"/></w:pPr></w:p><w:p><w:pPr><w:pStyle w:val="SHText"/></w:pPr></w:p><w:p><w:pPr><w:pStyle w:val="SHText"/></w:pPr></w:p><w:p><w:pPr><w:pStyle w:val="SHTitle"/></w:pPr></w:p><w:p><w:pPr><w:pStyle w:val="SHHeading"/></w:pPr><w:r><w:t>Candidate Profile</w:t></w:r></w:p><w:p><w:pPr><w:pStyle w:val="SHHeading"/></w:pPr></w:p><w:p><w:pPr><w:pStyle w:val="SHHeading"/></w:pPr></w:p><w:p><w:pPr><w:pStyle w:val="SHHeading"/><w:rPr><w:b/><w:bCs/></w:rPr></w:pPr><w:r><w:rPr><w:b/><w:bCs/><w:sz w:val="36"/><w:szCs w:val="36"/></w:rPr><w:t>{{CANDIDATE_NAME}}</w:t></w:r><w:r><w:rPr><w:b/><w:bCs/><w:color w:val="147689" w:themeColor="accent3"/><w:sz w:val="36"/><w:szCs w:val="36"/></w:rPr><w:t xml:space="preserve"> </w:t></w:r><w:r><w:rPr><w:b/><w:bCs/><w:color w:val="21519D" w:themeColor="accent1" w:themeTint="BF"/><w:sz w:val="36"/><w:szCs w:val="36"/></w:rPr><w:t>|</w:t></w:r><w:r><w:rPr><w:b/><w:bCs/><w:color w:val="147689" w:themeColor="accent3"/></w:rPr><w:t xml:space="preserve"> </w:t></w:r><w:r><w:rPr><w:b/><w:bCs/><w:sz w:val="36"/><w:szCs w:val="36"/></w:rPr><w:t>{{CURRENT_EMPLOYER}}</w:t></w:r></w:p><w:p><w:pPr><w:pStyle w:val="SHHeading"/><w:rPr><w:sz w:val="36"/><w:szCs w:val="36"/></w:rPr></w:pPr><w:r><w:rPr><w:sz w:val="36"/><w:szCs w:val="36"/></w:rPr><w:t>{{CURRENT_TITLE}}</w:t></w:r></w:p><w:p><w:pPr><w:pStyle w:val="SHHeading"/><w:rPr><w:i/><w:iCs/><w:sz w:val="28"/><w:szCs w:val="28"/></w:rPr></w:pPr><w:r><w:rPr><w:i/><w:iCs/><w:sz w:val="28"/><w:szCs w:val="28"/></w:rPr><w:t xml:space="preserve">Private Cell: </w:t></w:r></w:p><w:p><w:pPr><w:pStyle w:val="SHText"/></w:pPr></w:p><w:p><w:pPr><w:pStyle w:val="SHText"/></w:pPr></w:p><w:p><w:pPr><w:pStyle w:val="SHText"/></w:pPr></w:p><w:p><w:pPr><w:pStyle w:val="SHText"/></w:pPr></w:p><w:p><w:pPr><w:pStyle w:val="SHDate"/></w:pPr><w:r><w:t>{{CLIENT_COMPANY}}</w:t></w:r></w:p><w:p><w:pPr><w:pStyle w:val="SHDate"/><w:rPr><w:b w:val="0"/><w:bCs w:val="0"/><w:i/><w:iCs/></w:rPr></w:pPr><w:r><w:rPr><w:b w:val="0"/><w:bCs w:val="0"/><w:i/><w:iCs/></w:rPr><w:t>{{SEARCH_TITLE}}</w:t></w:r></w:p><w:p><w:pPr><w:pStyle w:val="SHDate"/><w:rPr><w:sz w:val="28"/><w:szCs w:val="28"/></w:rPr></w:pPr></w:p><w:p><w:pPr><w:pStyle w:val="SHDate"/><w:rPr><w:sz w:val="28"/><w:szCs w:val="28"/></w:rPr></w:pPr></w:p><w:p><w:pPr><w:pStyle w:val="SHSubHeading"/><w:ind w:left="-450"/></w:pPr><w:r><w:t>By:</w:t></w:r></w:p><w:p><w:pPr><w:pStyle w:val="SHSubHeading"/><w:ind w:left="-450"/><w:rPr><w:szCs w:val="28"/></w:rPr></w:pPr></w:p><w:p><w:pPr><w:pStyle w:val="SHDate"/><w:rPr><w:sz w:val="28"/><w:szCs w:val="28"/></w:rPr></w:pPr></w:p><w:p><w:pPr><w:pStyle w:val="SHDate"/><w:rPr><w:sz w:val="28"/><w:szCs w:val="28"/></w:rPr></w:pPr></w:p><w:p><w:pPr><w:pStyle w:val="SHDate"/></w:pPr><w:r><w:fldChar w:fldCharType="begin"><w:ffData><w:name w:val=""/><w:enabled/><w:calcOnExit w:val="0"/><w:textInput><w:default w:val="[Date]"/></w:textInput></w:ffData></w:fldChar></w:r><w:r><w:instrText xml:space="preserve"> FORMTEXT </w:instrText></w:r><w:r><w:fldChar w:fldCharType="separate"/></w:r><w:r><w:t>{{PROFILE_DATE}}</w:t></w:r><w:r><w:fldChar w:fldCharType="end"/></w:r></w:p><w:p><w:pPr><w:pStyle w:val="SHText"/></w:pPr></w:p><w:p><w:pPr><w:pStyle w:val="SHText"/></w:pPr></w:p><w:p><w:pPr><w:pStyle w:val="SHText"/></w:pPr></w:p><w:p><w:pPr><w:pStyle w:val="SHText"/><w:sectPr><w:headerReference w:type="default" r:id="rId11"/><w:footerReference w:type="default" r:id="rId12"/><w:pgSz w:w="11906" w:h="16838"/><w:pgMar w:top="3402" w:right="1440" w:bottom="1559" w:left="1440" w:header="709" w:footer="748" w:gutter="0"/><w:cols w:space="708"/><w:docGrid w:linePitch="360"/></w:sectPr></w:pPr></w:p><w:p><w:pPr><w:pStyle w:val="SHSubHeading"/></w:pPr><w:bookmarkStart w:id="1" w:name="Text4"/><w:bookmarkEnd w:id="0"/><w:r><w:lastRenderedPageBreak/><w:t>Introduction</w:t></w:r></w:p><w:p><w:pPr><w:rPr><w:b/><w:bCs/><w:sz w:val="22"/><w:szCs w:val="22"/></w:rPr></w:pPr></w:p><w:p><w:pPr><w:pStyle w:val="SHText"/></w:pPr><w:r><w:t>{{INTRO_NOTES}}</w:t></w:r></w:p><w:p><w:pPr><w:pStyle w:val="SHText"/></w:pPr></w:p><w:p><w:pPr><w:pStyle w:val="SHBullets"/></w:pPr><w:r><w:fldChar w:fldCharType="begin"><w:ffData><w:name w:val="Text4"/><w:enabled/><w:calcOnExit w:val="0"/><w:textInput><w:default w:val="[SH Bullets]"/></w:textInput></w:ffData></w:fldChar></w:r><w:r><w:instrText xml:space="preserve"> FORMTEXT </w:instrText></w:r><w:r><w:fldChar w:fldCharType="separate"/></w:r><w:r><w:t>{{INTRO_BULLETS}}</w:t></w:r><w:r><w:fldChar w:fldCharType="end"/></w:r></w:p><w:p><w:pPr><w:pStyle w:val="SHSubHeading"/></w:pPr></w:p><w:p><w:pPr><w:pStyle w:val="SHSubHeading"/></w:pPr></w:p><w:p><w:pPr><w:pStyle w:val="SHSubHeading"/></w:pPr><w:r><w:t>Career History</w:t></w:r></w:p><w:p><w:pPr><w:rPr><w:b/><w:bCs/><w:sz w:val="22"/><w:szCs w:val="22"/></w:rPr></w:pPr></w:p><w:p><w:pPr><w:pStyle w:val="SHText"/></w:pPr><w:r><w:t>{{CAREER_HISTORY}}</w:t></w:r></w:p><w:p><w:pPr><w:pStyle w:val="SHText"/></w:pPr></w:p><w:p><w:pPr><w:pStyle w:val="SHBullets"/></w:pPr><w:r><w:fldChar w:fldCharType="begin"><w:ffData><w:name w:val="Text4"/><w:enabled/><w:calcOnExit w:val="0"/><w:textInput><w:default w:val="[SH Bullets]"/></w:textInput></w:ffData></w:fldChar></w:r><w:r><w:instrText xml:space="preserve"> FORMTEXT </w:instrText></w:r><w:r><w:fldChar w:fldCharType="separate"/></w:r><w:r><w:t>{{CAREER_HISTORY_BULLETS}}</w:t></w:r><w:r><w:fldChar w:fldCharType="end"/></w:r><w:bookmarkEnd w:id="1"/></w:p><w:p><w:pPr><w:pStyle w:val="SHBullets"/><w:numPr><w:ilvl w:val="0"/><w:numId w:val="0"/></w:numPr><w:ind w:left="360" w:hanging="360"/></w:pPr></w:p><w:p><w:pPr><w:pStyle w:val="SHBullets"/><w:numPr><w:ilvl w:val="0"/><w:numId w:val="0"/></w:numPr><w:ind w:left="360" w:hanging="360"/></w:pPr></w:p><w:p><w:pPr><w:pStyle w:val="SHSubHeading"/></w:pPr><w:r><w:t>Current Role</w:t></w:r></w:p><w:p><w:pPr><w:rPr><w:b/><w:bCs/><w:sz w:val="22"/><w:szCs w:val="22"/></w:rPr></w:pPr></w:p><w:p><w:pPr><w:pStyle w:val="SHText"/></w:pPr><w:r><w:t>{{CURRENT_ROLE_NOTES}}</w:t></w:r></w:p><w:p><w:pPr><w:pStyle w:val="SHText"/></w:pPr></w:p><w:p><w:pPr><w:pStyle w:val="SHBullets"/></w:pPr><w:r><w:fldChar w:fldCharType="begin"><w:ffData><w:name w:val="Text4"/><w:enabled/><w:calcOnExit w:val="0"/><w:textInput><w:default w:val="[SH Bullets]"/></w:textInput></w:ffData></w:fldChar></w:r><w:r><w:instrText xml:space="preserve"> FORMTEXT </w:instrText></w:r><w:r><w:fldChar w:fldCharType="separate"/></w:r><w:r><w:t>{{CURRENT_ROLE_BULLETS}}</w:t></w:r><w:r><w:fldChar w:fldCharType="end"/></w:r></w:p><w:p><w:pPr><w:pStyle w:val="SHBullets"/><w:numPr><w:ilvl w:val="0"/><w:numId w:val="0"/></w:numPr><w:ind w:left="360" w:hanging="360"/></w:pPr></w:p><w:p><w:pPr><w:pStyle w:val="SHBullets"/><w:numPr><w:ilvl w:val="0"/><w:numId w:val="0"/></w:numPr><w:ind w:left="360" w:hanging="360"/></w:pPr></w:p><w:p><w:pPr><w:pStyle w:val="SHSubHeading"/></w:pPr><w:r><w:t>Assessment</w:t></w:r></w:p><w:p><w:pPr><w:rPr><w:b/><w:bCs/><w:sz w:val="22"/><w:szCs w:val="22"/></w:rPr></w:pPr></w:p><w:p><w:pPr><w:pStyle w:val="SHText"/></w:pPr><w:r><w:t>{{ASSESSMENT_NOTES}}</w:t></w:r></w:p><w:p><w:pPr><w:pStyle w:val="SHText"/></w:pPr></w:p><w:p><w:pPr><w:pStyle w:val="SHBullets"/></w:pPr><w:r><w:fldChar w:fldCharType="begin"><w:ffData><w:name w:val="Text4"/><w:enabled/><w:calcOnExit w:val="0"/><w:textInput><w:default w:val="[SH Bullets]"/></w:textInput></w:ffData></w:fldChar></w:r><w:r><w:instrText xml:space="preserve"> FORMTEXT </w:instrText></w:r><w:r><w:fldChar w:fldCharType="separate"/></w:r><w:r><w:t>{{ASSESSMENT_BULLETS}}</w:t></w:r><w:r><w:fldChar w:fldCharType="end"/></w:r></w:p><w:p><w:pPr><w:pStyle w:val="SHBullets"/><w:numPr><w:ilvl w:val="0"/><w:numId w:val="0"/></w:numPr><w:ind w:left="360" w:hanging="360"/></w:pPr></w:p><w:p><w:pPr><w:pStyle w:val="SHBullets"/><w:numPr><w:ilvl w:val="0"/><w:numId w:val="0"/></w:numPr><w:ind w:left="360" w:hanging="360"/></w:pPr></w:p><w:p><w:pPr><w:pStyle w:val="SHSubHeading"/></w:pPr><w:r><w:t>Technical Details</w:t></w:r></w:p><w:p><w:pPr><w:tabs><w:tab w:val="left" w:pos="2835"/></w:tabs><w:rPr><w:b/><w:bCs/><w:sz w:val="22"/><w:szCs w:val="22"/></w:rPr></w:pPr><w:r><w:rPr><w:b/><w:bCs/><w:sz w:val="22"/><w:szCs w:val="22"/></w:rPr><w:tab/></w:r></w:p><w:p><w:pPr><w:pStyle w:val="SHText"/></w:pPr><w:r><w:t>{{TECHNICAL_NOTES}}</w:t></w:r></w:p><w:p><w:pPr><w:pStyle w:val="SHText"/></w:pPr></w:p><w:p><w:pPr><w:pStyle w:val="SHBullets"/></w:pPr><w:r><w:fldChar w:fldCharType="begin"><w:ffData><w:name w:val="Text4"/><w:enabled/><w:calcOnExit w:val="0"/><w:textInput><w:default w:val="[SH Bullets]"/></w:textInput></w:ffData></w:fldChar></w:r><w:r><w:instrText xml:space="preserve"> FORMTEXT </w:instrText></w:r><w:r><w:fldChar w:fldCharType="separate"/></w:r><w:r><w:t>{{TECHNICAL_BULLETS}}</w:t></w:r><w:r><w:fldChar w:fldCharType="end"/></w:r></w:p><w:p><w:pPr><w:pStyle w:val="SHBullets"/><w:numPr><w:ilvl w:val="0"/><w:numId w:val="0"/></w:numPr><w:ind w:left="360" w:hanging="360"/></w:pPr></w:p><w:p><w:pPr><w:pStyle w:val="SHText"/><w:rPr><w:sz w:val="28"/><w:szCs w:val="28"/></w:rPr></w:pPr></w:p><w:p><w:pPr><w:pStyle w:val="SHSubHeading"/></w:pPr><w:r><w:t>Business Experience</w:t></w:r></w:p><w:p><w:pPr><w:pStyle w:val="SHHeading"/><w:ind w:left="0"/><w:rPr><w:sz w:val="28"/><w:szCs w:val="28"/></w:rPr></w:pPr></w:p><w:p><w:pPr><w:pStyle w:val="SHText"/><w:t>{{BUSINESS_EXPERIENCE}}</w:t></w:r><w:r><w:tab/></w:r><w:r><w:rPr><w:b/><w:bCs/></w:rPr><w:t>Mon Year – Mon Year</w:t></w:r></w:p><w:p><w:pPr><w:pStyle w:val="SHSubHeading"/></w:pPr><w:r><w:lastRenderedPageBreak/><w:t>Personal Details</w:t></w:r></w:p><w:p><w:pPr><w:pStyle w:val="SHSubHeading"/><w:rPr><w:sz w:val="22"/></w:rPr></w:pPr></w:p><w:p><w:pPr><w:pStyle w:val="SHText"/><w:rPr><w:b/><w:bCs/><w:color w:val="21519D" w:themeColor="accent1" w:themeTint="BF"/></w:rPr></w:pPr><w:r><w:rPr><w:b/><w:bCs/><w:color w:val="21519D" w:themeColor="accent1" w:themeTint="BF"/></w:rPr><w:t>Education</w:t></w:r></w:p><w:p><w:pPr><w:pStyle w:val="SHText"/></w:pPr></w:p><w:p><w:pPr><w:pStyle w:val="SHText"/></w:pPr><w:r><w:rPr><w:b/><w:bCs/></w:rPr><w:t>Year:</w:t></w:r><w:r><w:tab/></w:r><w:r><w:tab/></w:r><w:r><w:tab/></w:r><w:r><w:rPr><w:b/><w:bCs/></w:rPr><w:t>Place of study</w:t></w:r></w:p><w:p><w:pPr><w:pStyle w:val="SHText"/><w:ind w:left="1440" w:firstLine="720"/><w:rPr><w:b/><w:bCs/></w:rPr></w:pPr><w:r><w:t>Details</w:t></w:r></w:p><w:p><w:pPr><w:pStyle w:val="SHText"/></w:pPr></w:p><w:p><w:pPr><w:pStyle w:val="SHText"/><w:rPr><w:b/><w:bCs/><w:color w:val="21519D" w:themeColor="accent1" w:themeTint="BF"/></w:rPr></w:pPr><w:r><w:rPr><w:b/><w:bCs/><w:color w:val="21519D" w:themeColor="accent1" w:themeTint="BF"/></w:rPr><w:t>Professional</w:t></w:r></w:p><w:p><w:pPr><w:pStyle w:val="SHText"/><w:rPr><w:b/><w:bCs/><w:color w:val="21519D" w:themeColor="accent1" w:themeTint="BF"/></w:rPr></w:pPr><w:r><w:rPr><w:b/><w:bCs/><w:color w:val="21519D" w:themeColor="accent1" w:themeTint="BF"/></w:rPr><w:t>Qualifications</w:t></w:r><w:r><w:rPr><w:b/><w:bCs/><w:color w:val="21519D" w:themeColor="accent1" w:themeTint="BF"/></w:rPr><w:tab/></w:r><w:r><w:rPr><w:b/><w:bCs/><w:color w:val="21519D" w:themeColor="accent1" w:themeTint="BF"/></w:rPr><w:tab/></w:r><w:r><w:t>Qualification</w:t></w:r></w:p><w:p><w:pPr><w:pStyle w:val="SHText"/></w:pPr></w:p><w:p><w:pPr><w:pStyle w:val="SHText"/></w:pPr><w:r><w:rPr><w:b/><w:bCs/></w:rPr><w:t>Nationality</w:t></w:r><w:r><w:tab/></w:r><w:r><w:tab/><w:t>Type Nationality</w:t></w:r></w:p><w:p><w:pPr><w:pStyle w:val="SHText"/></w:pPr></w:p><w:p><w:pPr><w:pStyle w:val="SHText"/></w:pPr><w:r><w:rPr><w:b/><w:bCs/></w:rPr><w:t>Languages</w:t></w:r><w:r><w:tab/></w:r><w:r><w:tab/><w:t>Language, Level</w:t></w:r></w:p><w:p><w:pPr><w:pStyle w:val="SHText"/></w:pPr></w:p><w:p><w:pPr><w:pStyle w:val="SHText"/></w:pPr><w:r><w:rPr><w:b/><w:bCs/></w:rPr><w:t>Interests</w:t></w:r><w:r><w:tab/></w:r><w:r><w:tab/><w:t>Interests</w:t></w:r></w:p></w:body></w:document>
+<file path=word/document.xml><?xml version="1.0" encoding="utf-8"?>
+<w:document xmlns:wpc="http://schemas.microsoft.com/office/word/2010/wordprocessingCanvas" xmlns:cx="http://schemas.microsoft.com/office/drawing/2014/chartex" xmlns:cx1="http://schemas.microsoft.com/office/drawing/2015/9/8/chartex" xmlns:cx2="http://schemas.microsoft.com/office/drawing/2015/10/21/chartex" xmlns:cx3="http://schemas.microsoft.com/office/drawing/2016/5/9/chartex" xmlns:cx4="http://schemas.microsoft.com/office/drawing/2016/5/10/chartex" xmlns:cx5="http://schemas.microsoft.com/office/drawing/2016/5/11/chartex" xmlns:cx6="http://schemas.microsoft.com/office/drawing/2016/5/12/chartex" xmlns:cx7="http://schemas.microsoft.com/office/drawing/2016/5/13/chartex" xmlns:cx8="http://schemas.microsoft.com/office/drawing/2016/5/14/chartex" xmlns:mc="http://schemas.openxmlformats.org/markup-compatibility/2006" xmlns:aink="http://schemas.microsoft.com/office/drawing/2016/ink" xmlns:am3d="http://schemas.microsoft.com/office/drawing/2017/model3d" xmlns:o="urn:schemas-microsoft-com:office:office" xmlns:oel="http://schemas.microsoft.com/office/2019/extlst" xmlns:r="http://schemas.openxmlformats.org/officeDocument/2006/relationships" xmlns:m="http://schemas.openxmlformats.org/officeDocument/2006/math" xmlns:v="urn:schemas-microsoft-com:vml" xmlns:wp14="http://schemas.microsoft.com/office/word/2010/wordprocessingDrawing" xmlns:wp="http://schemas.openxmlformats.org/drawingml/2006/wordprocessingDrawing" xmlns:w10="urn:schemas-microsoft-com:office:word" xmlns:w="http://schemas.openxmlformats.org/wordprocessingml/2006/main" xmlns:w14="http://schemas.microsoft.com/office/word/2010/wordml" xmlns:w15="http://schemas.microsoft.com/office/word/2012/wordml" xmlns:w16cex="http://schemas.microsoft.com/office/word/2018/wordml/cex" xmlns:w16cid="http://schemas.microsoft.com/office/word/2016/wordml/cid" xmlns:w16="http://schemas.microsoft.com/office/word/2018/wordml" xmlns:w16du="http://schemas.microsoft.com/office/word/2023/wordml/word16du" xmlns:w16sdtdh="http://schemas.microsoft.com/office/word/2020/wordml/sdtdatahash" xmlns:w16sdtfl="http://schemas.microsoft.com/office/word/2024/wordml/sdtformatlock" xmlns:w16se="http://schemas.microsoft.com/office/word/2015/wordml/symex" xmlns:wpg="http://schemas.microsoft.com/office/word/2010/wordprocessingGroup" xmlns:wpi="http://schemas.microsoft.com/office/word/2010/wordprocessingInk" xmlns:wne="http://schemas.microsoft.com/office/word/2006/wordml" xmlns:wps="http://schemas.microsoft.com/office/word/2010/wordprocessingShape" mc:Ignorable="w14 w15 w16se w16cid w16 w16cex w16sdtdh w16sdtfl w16du wp14">
+  <w:body>
+    <w:p>
+      <w:pPr>
+        <w:pStyle w:val="SHText"/>
+      </w:pPr>
+      <w:bookmarkStart w:id="0" w:name="Text1"/>
+    </w:p>
+    <w:p>
+      <w:pPr>
+        <w:pStyle w:val="SHText"/>
+      </w:pPr>
+    </w:p>
+    <w:p>
+      <w:pPr>
+        <w:pStyle w:val="SHText"/>
+      </w:pPr>
+    </w:p>
+    <w:p>
+      <w:pPr>
+        <w:pStyle w:val="SHText"/>
+      </w:pPr>
+    </w:p>
+    <w:p>
+      <w:pPr>
+        <w:pStyle w:val="SHTitle"/>
+      </w:pPr>
+    </w:p>
+    <w:p>
+      <w:pPr>
+        <w:pStyle w:val="SHHeading"/>
+      </w:pPr>
+      <w:r>
+        <w:t>Candidate Profile</w:t>
+      </w:r>
+    </w:p>
+    <w:p>
+      <w:pPr>
+        <w:pStyle w:val="SHHeading"/>
+      </w:pPr>
+    </w:p>
+    <w:p>
+      <w:pPr>
+        <w:pStyle w:val="SHHeading"/>
+      </w:pPr>
+    </w:p>
+    <w:p>
+      <w:pPr>
+        <w:pStyle w:val="SHHeading"/>
+        <w:rPr>
+          <w:b/>
+          <w:bCs/>
+        </w:rPr>
+      </w:pPr>
+      <w:r>
+        <w:rPr>
+          <w:b/>
+          <w:bCs/>
+          <w:sz w:val="36"/>
+          <w:szCs w:val="36"/>
+        </w:rPr>
+        <w:t>{{CANDIDATE_NAME}}</w:t>
+      </w:r>
+      <w:r>
+        <w:rPr>
+          <w:b/>
+          <w:bCs/>
+          <w:color w:val="147689" w:themeColor="accent3"/>
+          <w:sz w:val="36"/>
+          <w:szCs w:val="36"/>
+        </w:rPr>
+        <w:t xml:space="preserve"> </w:t>
+      </w:r>
+      <w:r>
+        <w:rPr>
+          <w:b/>
+          <w:bCs/>
+          <w:color w:val="21519D" w:themeColor="accent1" w:themeTint="BF"/>
+          <w:sz w:val="36"/>
+          <w:szCs w:val="36"/>
+        </w:rPr>
+        <w:t>|</w:t>
+      </w:r>
+      <w:r>
+        <w:rPr>
+          <w:b/>
+          <w:bCs/>
+          <w:color w:val="147689" w:themeColor="accent3"/>
+        </w:rPr>
+        <w:t xml:space="preserve"> </w:t>
+      </w:r>
+      <w:r>
+        <w:rPr>
+          <w:b/>
+          <w:bCs/>
+          <w:sz w:val="36"/>
+          <w:szCs w:val="36"/>
+        </w:rPr>
+        <w:t>{{CURRENT_EMPLOYER}}</w:t>
+      </w:r>
+    </w:p>
+    <w:p>
+      <w:pPr>
+        <w:pStyle w:val="SHHeading"/>
+        <w:rPr>
+          <w:sz w:val="36"/>
+          <w:szCs w:val="36"/>
+        </w:rPr>
+      </w:pPr>
+      <w:r>
+        <w:rPr>
+          <w:sz w:val="36"/>
+          <w:szCs w:val="36"/>
+        </w:rPr>
+        <w:t>{{CURRENT_TITLE}}</w:t>
+      </w:r>
+    </w:p>
+    <w:p>
+      <w:pPr>
+        <w:pStyle w:val="SHHeading"/>
+        <w:rPr>
+          <w:i/>
+          <w:iCs/>
+          <w:sz w:val="28"/>
+          <w:szCs w:val="28"/>
+        </w:rPr>
+      </w:pPr>
+      <w:r>
+        <w:rPr>
+          <w:i/>
+          <w:iCs/>
+          <w:sz w:val="28"/>
+          <w:szCs w:val="28"/>
+        </w:rPr>
+        <w:t xml:space="preserve">Private Cell: </w:t>
+      </w:r>
+    </w:p>
+    <w:p>
+      <w:pPr>
+        <w:pStyle w:val="SHText"/>
+      </w:pPr>
+    </w:p>
+    <w:p>
+      <w:pPr>
+        <w:pStyle w:val="SHText"/>
+      </w:pPr>
+    </w:p>
+    <w:p>
+      <w:pPr>
+        <w:pStyle w:val="SHText"/>
+      </w:pPr>
+    </w:p>
+    <w:p>
+      <w:pPr>
+        <w:pStyle w:val="SHText"/>
+      </w:pPr>
+    </w:p>
+    <w:p>
+      <w:pPr>
+        <w:pStyle w:val="SHDate"/>
+      </w:pPr>
+      <w:r>
+        <w:t>{{CLIENT_COMPANY}}</w:t>
+      </w:r>
+    </w:p>
+    <w:p>
+      <w:pPr>
+        <w:pStyle w:val="SHDate"/>
+        <w:rPr>
+          <w:b w:val="0"/>
+          <w:bCs w:val="0"/>
+          <w:i/>
+          <w:iCs/>
+        </w:rPr>
+      </w:pPr>
+      <w:r>
+        <w:rPr>
+          <w:b w:val="0"/>
+          <w:bCs w:val="0"/>
+          <w:i/>
+          <w:iCs/>
+        </w:rPr>
+        <w:t>{{SEARCH_TITLE}}</w:t>
+      </w:r>
+    </w:p>
+    <w:p>
+      <w:pPr>
+        <w:pStyle w:val="SHDate"/>
+        <w:rPr>
+          <w:sz w:val="28"/>
+          <w:szCs w:val="28"/>
+        </w:rPr>
+      </w:pPr>
+    </w:p>
+    <w:p>
+      <w:pPr>
+        <w:pStyle w:val="SHDate"/>
+        <w:rPr>
+          <w:sz w:val="28"/>
+          <w:szCs w:val="28"/>
+        </w:rPr>
+      </w:pPr>
+    </w:p>
+    <w:p>
+      <w:pPr>
+        <w:pStyle w:val="SHSubHeading"/>
+        <w:ind w:left="-450"/>
+      </w:pPr>
+      <w:r>
+        <w:t>By:</w:t>
+      </w:r>
+    </w:p>
+    <w:p>
+      <w:pPr>
+        <w:pStyle w:val="SHSubHeading"/>
+        <w:ind w:left="-450"/>
+        <w:rPr>
+          <w:szCs w:val="28"/>
+        </w:rPr>
+      </w:pPr>
+    </w:p>
+    <w:p>
+      <w:pPr>
+        <w:pStyle w:val="SHDate"/>
+        <w:rPr>
+          <w:sz w:val="28"/>
+          <w:szCs w:val="28"/>
+        </w:rPr>
+      </w:pPr>
+    </w:p>
+    <w:p>
+      <w:pPr>
+        <w:pStyle w:val="SHDate"/>
+        <w:rPr>
+          <w:sz w:val="28"/>
+          <w:szCs w:val="28"/>
+        </w:rPr>
+      </w:pPr>
+    </w:p>
+    <w:p>
+      <w:pPr>
+        <w:pStyle w:val="SHDate"/>
+      </w:pPr>
+      <w:r>
+        <w:t>{{MONTH_YEAR}}</w:t>
+      </w:r>
+    </w:p>
+    <w:p>
+      <w:pPr>
+        <w:pStyle w:val="SHText"/>
+      </w:pPr>
+    </w:p>
+    <w:p>
+      <w:pPr>
+        <w:pStyle w:val="SHText"/>
+      </w:pPr>
+    </w:p>
+    <w:p>
+      <w:pPr>
+        <w:pStyle w:val="SHText"/>
+      </w:pPr>
+    </w:p>
+    <w:p>
+      <w:pPr>
+        <w:pStyle w:val="SHText"/>
+        <w:sectPr>
+          <w:headerReference w:type="default" r:id="rId11"/>
+          <w:footerReference w:type="default" r:id="rId12"/>
+          <w:pgSz w:w="11906" w:h="16838"/>
+          <w:pgMar w:top="3402" w:right="1440" w:bottom="1559" w:left="1440" w:header="709" w:footer="748" w:gutter="0"/>
+          <w:cols w:space="708"/>
+          <w:docGrid w:linePitch="360"/>
+        </w:sectPr>
+      </w:pPr>
+    </w:p>
+    <w:p>
+      <w:pPr>
+        <w:pStyle w:val="SHSubHeading"/>
+      </w:pPr>
+      <w:bookmarkStart w:id="1" w:name="Text4"/>
+      <w:bookmarkEnd w:id="0"/>
+      <w:r>
+        <w:lastRenderedPageBreak/>
+        <w:t>Introduction</w:t>
+      </w:r>
+    </w:p>
+    <w:p>
+      <w:pPr>
+        <w:rPr>
+          <w:b/>
+          <w:bCs/>
+          <w:sz w:val="22"/>
+          <w:szCs w:val="22"/>
+        </w:rPr>
+      </w:pPr>
+    </w:p>
+    <w:p>
+      <w:pPr>
+        <w:pStyle w:val="SHText"/>
+      </w:pPr>
+      <w:r>
+        <w:t>Type your notes here…</w:t>
+      </w:r>
+    </w:p>
+    <w:p>
+      <w:pPr>
+        <w:pStyle w:val="SHText"/>
+      </w:pPr>
+    </w:p>
+    <w:p>
+      <w:pPr>
+        <w:pStyle w:val="SHBullets"/>
+      </w:pPr>
+      <w:r>
+        <w:fldChar w:fldCharType="begin">
+          <w:ffData>
+            <w:name w:val="Text4"/>
+            <w:enabled/>
+            <w:calcOnExit w:val="0"/>
+            <w:textInput>
+              <w:default w:val="[SH Bullets]"/>
+            </w:textInput>
+          </w:ffData>
+        </w:fldChar>
+        <w:instrText xml:space="preserve"> FORMTEXT </w:instrText>
+        <w:fldChar w:fldCharType="separate"/>
+        <w:t>[SH Bullets]</w:t>
+        <w:fldChar w:fldCharType="end"/>
+      </w:r>
+    </w:p>
+    <w:p>
+      <w:pPr>
+        <w:pStyle w:val="SHSubHeading"/>
+      </w:pPr>
+    </w:p>
+    <w:p>
+      <w:pPr>
+        <w:pStyle w:val="SHSubHeading"/>
+      </w:pPr>
+    </w:p>
+    <w:p>
+      <w:pPr>
+        <w:pStyle w:val="SHSubHeading"/>
+      </w:pPr>
+      <w:r>
+        <w:t>Career History</w:t>
+      </w:r>
+    </w:p>
+    <w:p>
+      <w:pPr>
+        <w:rPr>
+          <w:b/>
+          <w:bCs/>
+          <w:sz w:val="22"/>
+          <w:szCs w:val="22"/>
+        </w:rPr>
+      </w:pPr>
+    </w:p>
+    <w:p>
+      <w:pPr>
+        <w:pStyle w:val="SHText"/>
+      </w:pPr>
+      <w:r>
+        <w:t>Type your notes here…</w:t>
+      </w:r>
+    </w:p>
+    <w:p>
+      <w:pPr>
+        <w:pStyle w:val="SHText"/>
+      </w:pPr>
+    </w:p>
+    <w:p>
+      <w:pPr>
+        <w:pStyle w:val="SHBullets"/>
+      </w:pPr>
+      <w:r>
+        <w:fldChar w:fldCharType="begin">
+          <w:ffData>
+            <w:name w:val="Text4"/>
+            <w:enabled/>
+            <w:calcOnExit w:val="0"/>
+            <w:textInput>
+              <w:default w:val="[SH Bullets]"/>
+            </w:textInput>
+          </w:ffData>
+        </w:fldChar>
+        <w:instrText xml:space="preserve"> FORMTEXT </w:instrText>
+        <w:fldChar w:fldCharType="separate"/>
+        <w:t>[SH Bullets]</w:t>
+        <w:fldChar w:fldCharType="end"/>
+      </w:r>
+      <w:bookmarkEnd w:id="1"/>
+    </w:p>
+    <w:p>
+      <w:pPr>
+        <w:pStyle w:val="SHBullets"/>
+        <w:numPr>
+          <w:ilvl w:val="0"/>
+          <w:numId w:val="0"/>
+        </w:numPr>
+        <w:ind w:left="360" w:hanging="360"/>
+      </w:pPr>
+    </w:p>
+    <w:p>
+      <w:pPr>
+        <w:pStyle w:val="SHBullets"/>
+        <w:numPr>
+          <w:ilvl w:val="0"/>
+          <w:numId w:val="0"/>
+        </w:numPr>
+        <w:ind w:left="360" w:hanging="360"/>
+      </w:pPr>
+    </w:p>
+    <w:p>
+      <w:pPr>
+        <w:pStyle w:val="SHSubHeading"/>
+      </w:pPr>
+      <w:r>
+        <w:t>Current Role</w:t>
+      </w:r>
+    </w:p>
+    <w:p>
+      <w:pPr>
+        <w:rPr>
+          <w:b/>
+          <w:bCs/>
+          <w:sz w:val="22"/>
+          <w:szCs w:val="22"/>
+        </w:rPr>
+      </w:pPr>
+    </w:p>
+    <w:p>
+      <w:pPr>
+        <w:pStyle w:val="SHText"/>
+      </w:pPr>
+      <w:r>
+        <w:t>Type your notes here…</w:t>
+      </w:r>
+    </w:p>
+    <w:p>
+      <w:pPr>
+        <w:pStyle w:val="SHText"/>
+      </w:pPr>
+    </w:p>
+    <w:p>
+      <w:pPr>
+        <w:pStyle w:val="SHBullets"/>
+      </w:pPr>
+      <w:r>
+        <w:fldChar w:fldCharType="begin">
+          <w:ffData>
+            <w:name w:val="Text4"/>
+            <w:enabled/>
+            <w:calcOnExit w:val="0"/>
+            <w:textInput>
+              <w:default w:val="[SH Bullets]"/>
+            </w:textInput>
+          </w:ffData>
+        </w:fldChar>
+        <w:instrText xml:space="preserve"> FORMTEXT </w:instrText>
+        <w:fldChar w:fldCharType="separate"/>
+        <w:t>[SH Bullets]</w:t>
+        <w:fldChar w:fldCharType="end"/>
+      </w:r>
+    </w:p>
+    <w:p>
+      <w:pPr>
+        <w:pStyle w:val="SHBullets"/>
+        <w:numPr>
+          <w:ilvl w:val="0"/>
+          <w:numId w:val="0"/>
+        </w:numPr>
+        <w:ind w:left="360" w:hanging="360"/>
+      </w:pPr>
+    </w:p>
+    <w:p>
+      <w:pPr>
+        <w:pStyle w:val="SHBullets"/>
+        <w:numPr>
+          <w:ilvl w:val="0"/>
+          <w:numId w:val="0"/>
+        </w:numPr>
+        <w:ind w:left="360" w:hanging="360"/>
+      </w:pPr>
+    </w:p>
+    <w:p>
+      <w:pPr>
+        <w:pStyle w:val="SHSubHeading"/>
+      </w:pPr>
+      <w:r>
+        <w:t>Assessment</w:t>
+      </w:r>
+    </w:p>
+    <w:p>
+      <w:pPr>
+        <w:rPr>
+          <w:b/>
+          <w:bCs/>
+          <w:sz w:val="22"/>
+          <w:szCs w:val="22"/>
+        </w:rPr>
+      </w:pPr>
+    </w:p>
+    <w:p>
+      <w:pPr>
+        <w:pStyle w:val="SHText"/>
+      </w:pPr>
+      <w:r>
+        <w:t>Type your notes here…</w:t>
+      </w:r>
+    </w:p>
+    <w:p>
+      <w:pPr>
+        <w:pStyle w:val="SHText"/>
+      </w:pPr>
+    </w:p>
+    <w:p>
+      <w:pPr>
+        <w:pStyle w:val="SHBullets"/>
+      </w:pPr>
+      <w:r>
+        <w:fldChar w:fldCharType="begin">
+          <w:ffData>
+            <w:name w:val="Text4"/>
+            <w:enabled/>
+            <w:calcOnExit w:val="0"/>
+            <w:textInput>
+              <w:default w:val="[SH Bullets]"/>
+            </w:textInput>
+          </w:ffData>
+        </w:fldChar>
+        <w:instrText xml:space="preserve"> FORMTEXT </w:instrText>
+        <w:fldChar w:fldCharType="separate"/>
+        <w:t>[SH Bullets]</w:t>
+        <w:fldChar w:fldCharType="end"/>
+      </w:r>
+    </w:p>
+    <w:p>
+      <w:pPr>
+        <w:pStyle w:val="SHBullets"/>
+        <w:numPr>
+          <w:ilvl w:val="0"/>
+          <w:numId w:val="0"/>
+        </w:numPr>
+        <w:ind w:left="360" w:hanging="360"/>
+      </w:pPr>
+    </w:p>
+    <w:p>
+      <w:pPr>
+        <w:pStyle w:val="SHBullets"/>
+        <w:numPr>
+          <w:ilvl w:val="0"/>
+          <w:numId w:val="0"/>
+        </w:numPr>
+        <w:ind w:left="360" w:hanging="360"/>
+      </w:pPr>
+    </w:p>
+    <w:p>
+      <w:pPr>
+        <w:pStyle w:val="SHSubHeading"/>
+      </w:pPr>
+      <w:r>
+        <w:t>Technical Details</w:t>
+      </w:r>
+    </w:p>
+    <w:p>
+      <w:pPr>
+        <w:tabs>
+          <w:tab w:val="left" w:pos="2835"/>
+        </w:tabs>
+        <w:rPr>
+          <w:b/>
+          <w:bCs/>
+          <w:sz w:val="22"/>
+          <w:szCs w:val="22"/>
+        </w:rPr>
+      </w:pPr>
+      <w:r>
+        <w:rPr>
+          <w:b/>
+          <w:bCs/>
+          <w:sz w:val="22"/>
+          <w:szCs w:val="22"/>
+        </w:rPr>
+        <w:tab/>
+      </w:r>
+    </w:p>
+    <w:p>
+      <w:pPr>
+        <w:pStyle w:val="SHText"/>
+      </w:pPr>
+      <w:r>
+        <w:t>Type your notes here…</w:t>
+      </w:r>
+    </w:p>
+    <w:p>
+      <w:pPr>
+        <w:pStyle w:val="SHText"/>
+      </w:pPr>
+    </w:p>
+    <w:p>
+      <w:pPr>
+        <w:pStyle w:val="SHBullets"/>
+      </w:pPr>
+      <w:r>
+        <w:fldChar w:fldCharType="begin">
+          <w:ffData>
+            <w:name w:val="Text4"/>
+            <w:enabled/>
+            <w:calcOnExit w:val="0"/>
+            <w:textInput>
+              <w:default w:val="[SH Bullets]"/>
+            </w:textInput>
+          </w:ffData>
+        </w:fldChar>
+        <w:instrText xml:space="preserve"> FORMTEXT </w:instrText>
+        <w:fldChar w:fldCharType="separate"/>
+        <w:t>[SH Bullets]</w:t>
+        <w:fldChar w:fldCharType="end"/>
+      </w:r>
+    </w:p>
+    <w:p>
+      <w:pPr>
+        <w:pStyle w:val="SHBullets"/>
+        <w:numPr>
+          <w:ilvl w:val="0"/>
+          <w:numId w:val="0"/>
+        </w:numPr>
+        <w:ind w:left="360" w:hanging="360"/>
+      </w:pPr>
+    </w:p>
+    <w:p>
+      <w:pPr>
+        <w:pStyle w:val="SHText"/>
+        <w:rPr>
+          <w:sz w:val="28"/>
+          <w:szCs w:val="28"/>
+        </w:rPr>
+      </w:pPr>
+    </w:p>
+    <w:p>
+      <w:pPr>
+        <w:pStyle w:val="SHSubHeading"/>
+      </w:pPr>
+      <w:r>
+        <w:t>Business Experience</w:t>
+      </w:r>
+    </w:p>
+    <w:p>
+      <w:pPr>
+        <w:pStyle w:val="SHHeading"/>
+        <w:ind w:left="0"/>
+        <w:rPr>
+          <w:sz w:val="28"/>
+          <w:szCs w:val="28"/>
+        </w:rPr>
+      </w:pPr>
+    </w:p>
+    <w:p>
+      <w:pPr>
+        <w:pStyle w:val="SHText"/>
+      </w:pPr>
+      <w:r>
+        <w:t>{{#companies}}</w:t>
+      </w:r>
+    </w:p>
+    <w:tbl>
+      <w:tblPr>
+        <w:tblStyle w:val="TableGrid"/>
+        <w:tblW w:w="9900" w:type="dxa"/>
+        <w:tblBorders>
+          <w:top w:val="none" w:sz="0" w:space="0" w:color="auto"/>
+          <w:left w:val="none" w:sz="0" w:space="0" w:color="auto"/>
+          <w:bottom w:val="none" w:sz="0" w:space="0" w:color="auto"/>
+          <w:right w:val="none" w:sz="0" w:space="0" w:color="auto"/>
+          <w:insideH w:val="none" w:sz="0" w:space="0" w:color="auto"/>
+          <w:insideV w:val="none" w:sz="0" w:space="0" w:color="auto"/>
+        </w:tblBorders>
+      </w:tblPr>
+      <w:tblGrid>
+        <w:gridCol w:w="6800"/>
+        <w:gridCol w:w="3100"/>
+      </w:tblGrid>
+      <w:tr>
+        <w:tc>
+          <w:tcPr>
+            <w:tcW w:w="6800" w:type="dxa"/>
+          </w:tcPr>
+          <w:p>
+            <w:pPr>
+              <w:pStyle w:val="SHText"/>
+              <w:rPr>
+                <w:b/>
+                <w:bCs/>
+              </w:rPr>
+            </w:pPr>
+            <w:r>
+              <w:rPr>
+                <w:b/>
+                <w:bCs/>
+              </w:rPr>
+              <w:t xml:space="preserve">{{name}}, {{location}}</w:t>
+            </w:r>
+          </w:p>
+        </w:tc>
+        <w:tc>
+          <w:tcPr>
+            <w:tcW w:w="3100" w:type="dxa"/>
+          </w:tcPr>
+          <w:p>
+            <w:pPr>
+              <w:pStyle w:val="SHText"/>
+              <w:jc w:val="right"/>
+              <w:rPr>
+                <w:b/>
+                <w:bCs/>
+              </w:rPr>
+            </w:pPr>
+            <w:r>
+              <w:rPr>
+                <w:b/>
+                <w:bCs/>
+              </w:rPr>
+              <w:t>{{dates}}</w:t>
+            </w:r>
+          </w:p>
+        </w:tc>
+      </w:tr>
+    </w:tbl>
+    <w:p>
+      <w:pPr>
+        <w:pStyle w:val="SHText"/>
+      </w:pPr>
+      <w:r>
+        <w:t>{{#roles}}</w:t>
+      </w:r>
+    </w:p>
+    <w:tbl>
+      <w:tblPr>
+        <w:tblStyle w:val="TableGrid"/>
+        <w:tblW w:w="9900" w:type="dxa"/>
+        <w:tblBorders>
+          <w:top w:val="none" w:sz="0" w:space="0" w:color="auto"/>
+          <w:left w:val="none" w:sz="0" w:space="0" w:color="auto"/>
+          <w:bottom w:val="none" w:sz="0" w:space="0" w:color="auto"/>
+          <w:right w:val="none" w:sz="0" w:space="0" w:color="auto"/>
+          <w:insideH w:val="none" w:sz="0" w:space="0" w:color="auto"/>
+          <w:insideV w:val="none" w:sz="0" w:space="0" w:color="auto"/>
+        </w:tblBorders>
+      </w:tblPr>
+      <w:tblGrid>
+        <w:gridCol w:w="6800"/>
+        <w:gridCol w:w="3100"/>
+      </w:tblGrid>
+      <w:tr>
+        <w:tc>
+          <w:tcPr>
+            <w:tcW w:w="6800" w:type="dxa"/>
+          </w:tcPr>
+          <w:p>
+            <w:pPr>
+              <w:pStyle w:val="SHText"/>
+            </w:pPr>
+            <w:r>
+              <w:t xml:space="preserve">{{role}}, {{function}}</w:t>
+            </w:r>
+          </w:p>
+        </w:tc>
+        <w:tc>
+          <w:tcPr>
+            <w:tcW w:w="3100" w:type="dxa"/>
+          </w:tcPr>
+          <w:p>
+            <w:pPr>
+              <w:pStyle w:val="SHText"/>
+              <w:jc w:val="right"/>
+            </w:pPr>
+            <w:r>
+              <w:t>{{#role_dates}}{{role_dates}}{{/role_dates}}</w:t>
+            </w:r>
+          </w:p>
+        </w:tc>
+      </w:tr>
+    </w:tbl>
+    <w:p>
+      <w:pPr>
+        <w:pStyle w:val="SHBullets"/>
+      </w:pPr>
+      <w:r>
+        <w:t>{{#bullets}}</w:t>
+      </w:r>
+    </w:p>
+    <w:p>
+      <w:pPr>
+        <w:pStyle w:val="SHBullets"/>
+      </w:pPr>
+      <w:r>
+        <w:t>{{.}}</w:t>
+      </w:r>
+    </w:p>
+    <w:p>
+      <w:pPr>
+        <w:pStyle w:val="SHText"/>
+      </w:pPr>
+      <w:r>
+        <w:t>{{/bullets}}{{/roles}}</w:t>
+      </w:r>
+    </w:p>
+    <w:p>
+      <w:pPr>
+        <w:pStyle w:val="SHText"/>
+      </w:pPr>
+      <w:r>
+        <w:t>{{/companies}}</w:t>
+      </w:r>
+    </w:p>
+    <w:p>
+      <w:pPr>
+        <w:pStyle w:val="SHBullets"/>
+        <w:numPr>
+          <w:ilvl w:val="0"/>
+          <w:numId w:val="0"/>
+        </w:numPr>
+      </w:pPr>
+    </w:p>
+    <w:p>
+      <w:pPr>
+        <w:pStyle w:val="SHBullets"/>
+        <w:numPr>
+          <w:ilvl w:val="0"/>
+          <w:numId w:val="0"/>
+        </w:numPr>
+      </w:pPr>
+    </w:p>
+    <w:p>
+      <w:pPr>
+        <w:rPr>
+          <w:color w:val="0F2446" w:themeColor="text2"/>
+          <w:sz w:val="28"/>
+          <w:szCs w:val="22"/>
+          <w:lang w:eastAsia="en-GB"/>
+        </w:rPr>
+      </w:pPr>
+      <w:r>
+        <w:br w:type="page"/>
+      </w:r>
+    </w:p>
+    <w:p>
+      <w:pPr>
+        <w:pStyle w:val="SHSubHeading"/>
+      </w:pPr>
+      <w:r>
+        <w:lastRenderedPageBreak/>
+        <w:t>Personal Details</w:t>
+      </w:r>
+    </w:p>
+    <w:p>
+      <w:pPr>
+        <w:pStyle w:val="SHSubHeading"/>
+        <w:rPr>
+          <w:sz w:val="22"/>
+        </w:rPr>
+      </w:pPr>
+    </w:p>
+    <w:p>
+      <w:pPr>
+        <w:pStyle w:val="SHText"/>
+        <w:rPr>
+          <w:b/>
+          <w:bCs/>
+          <w:color w:val="21519D" w:themeColor="accent1" w:themeTint="BF"/>
+        </w:rPr>
+      </w:pPr>
+      <w:r>
+        <w:rPr>
+          <w:b/>
+          <w:bCs/>
+          <w:color w:val="21519D" w:themeColor="accent1" w:themeTint="BF"/>
+        </w:rPr>
+        <w:t>Education</w:t>
+      </w:r>
+    </w:p>
+    <w:p>
+      <w:pPr>
+        <w:pStyle w:val="SHText"/>
+      </w:pPr>
+    </w:p>
+    <w:p>
+      <w:pPr>
+        <w:pStyle w:val="SHText"/>
+      </w:pPr>
+      <w:r>
+        <w:rPr>
+          <w:b/>
+          <w:bCs/>
+        </w:rPr>
+        <w:t>{{EDU_1_YEARS}}</w:t>
+      </w:r>
+      <w:r>
+        <w:tab/>
+        <w:tab/>
+        <w:tab/>
+      </w:r>
+      <w:r>
+        <w:rPr>
+          <w:b/>
+          <w:bCs/>
+        </w:rPr>
+        <w:t>{{EDU_1_INSTITUTION}}</w:t>
+      </w:r>
+    </w:p>
+    <w:p>
+      <w:pPr>
+        <w:pStyle w:val="SHText"/>
+        <w:ind w:left="1440" w:firstLine="720"/>
+        <w:rPr>
+          <w:b/>
+          <w:bCs/>
+        </w:rPr>
+      </w:pPr>
+      <w:r>
+        <w:t>{{EDU_1_DEGREE}}</w:t>
+      </w:r>
+    </w:p>
+    <w:p>
+      <w:pPr>
+        <w:pStyle w:val="SHText"/>
+      </w:pPr>
+    </w:p>
+    <w:p>
+      <w:pPr>
+        <w:pStyle w:val="SHText"/>
+        <w:rPr>
+          <w:b/>
+          <w:bCs/>
+          <w:color w:val="21519D" w:themeColor="accent1" w:themeTint="BF"/>
+        </w:rPr>
+      </w:pPr>
+      <w:r>
+        <w:rPr>
+          <w:b/>
+          <w:bCs/>
+          <w:color w:val="21519D" w:themeColor="accent1" w:themeTint="BF"/>
+        </w:rPr>
+        <w:t>Professional</w:t>
+      </w:r>
+    </w:p>
+    <w:p>
+      <w:pPr>
+        <w:pStyle w:val="SHText"/>
+        <w:rPr>
+          <w:b/>
+          <w:bCs/>
+          <w:color w:val="21519D" w:themeColor="accent1" w:themeTint="BF"/>
+        </w:rPr>
+      </w:pPr>
+      <w:r>
+        <w:rPr>
+          <w:b/>
+          <w:bCs/>
+          <w:color w:val="21519D" w:themeColor="accent1" w:themeTint="BF"/>
+        </w:rPr>
+        <w:t>Qualifications</w:t>
+        <w:tab/>
+        <w:tab/>
+      </w:r>
+      <w:r>
+        <w:t>{{QUAL_1}}</w:t>
+      </w:r>
+    </w:p>
+    <w:p>
+      <w:pPr>
+        <w:pStyle w:val="SHText"/>
+      </w:pPr>
+    </w:p>
+    <w:p>
+      <w:pPr>
+        <w:pStyle w:val="SHText"/>
+      </w:pPr>
+      <w:r>
+        <w:rPr>
+          <w:b/>
+          <w:bCs/>
+        </w:rPr>
+        <w:t>Nationality</w:t>
+      </w:r>
+      <w:r>
+        <w:tab/>
+        <w:tab/>
+        <w:t>{{NATIONALITY}}</w:t>
+      </w:r>
+    </w:p>
+    <w:p>
+      <w:pPr>
+        <w:pStyle w:val="SHText"/>
+      </w:pPr>
+    </w:p>
+    <w:p>
+      <w:pPr>
+        <w:pStyle w:val="SHText"/>
+      </w:pPr>
+      <w:r>
+        <w:rPr>
+          <w:b/>
+          <w:bCs/>
+        </w:rPr>
+        <w:t>Languages</w:t>
+      </w:r>
+      <w:r>
+        <w:tab/>
+        <w:tab/>
+        <w:t>{{LANGUAGES}}</w:t>
+      </w:r>
+    </w:p>
+    <w:p>
+      <w:pPr>
+        <w:pStyle w:val="SHText"/>
+      </w:pPr>
+    </w:p>
+    <w:p>
+      <w:pPr>
+        <w:pStyle w:val="SHText"/>
+      </w:pPr>
+      <w:r>
+        <w:rPr>
+          <w:b/>
+          <w:bCs/>
+        </w:rPr>
+        <w:t>Interests</w:t>
+      </w:r>
+      <w:r>
+        <w:tab/>
+        <w:tab/>
+        <w:t>{{INTERESTS}}</w:t>
+      </w:r>
+    </w:p>
+    <w:sectPr>
+      <w:headerReference w:type="default" r:id="rId13"/>
+      <w:footerReference w:type="default" r:id="rId14"/>
+      <w:pgSz w:w="11906" w:h="16838"/>
+      <w:pgMar w:top="1440" w:right="1440" w:bottom="1276" w:left="992" w:header="709" w:footer="448" w:gutter="0"/>
+      <w:pgNumType w:start="1"/>
+      <w:cols w:space="708"/>
+      <w:docGrid w:linePitch="360"/>
+    </w:sectPr>
+  </w:body>
+</w:document>
 </file>
 
 <file path=word/endnotes.xml><?xml version="1.0" encoding="utf-8"?>
@@ -215,7 +1261,7 @@
         </mc:Choice>
         <mc:Fallback>
           <w:pict>
-            <v:rect w14:anchorId="77ED5705" id="Rectangle 35" o:spid="_x0000_s1026" style="position:absolute;margin-left:603.1pt;margin-top:45.4pt;width:594.65pt;height:44.85pt;z-index:251658240;visibility:visible;mso-wrap-style:square;mso-width-percent:0;mso-wrap-distance-left:9pt;mso-wrap-distance-top:0;mso-wrap-distance-right:9pt;mso-wrap-distance-bottom:0;mso-position-horizontal:absolute;mso-position-horizontal-relative:page;mso-position-vertical:absolute;mso-position-vertical-relative:text;mso-width-percent:0;mso-width-relative:margin;v-text-anchor:middle" o:gfxdata="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" fillcolor="#ea963e [3205]" stroked="f" strokeweight="1pt">
+            <v:rect w14:anchorId="77ED5705" id="Rectangle 35" o:spid="_x0000_s1026" style="position:absolute;margin-left:603.1pt;margin-top:45.4pt;width:594.65pt;height:44.85pt;z-index:251658240;visibility:visible;mso-wrap-style:square;mso-width-percent:0;mso-wrap-distance-left:9pt;mso-wrap-distance-top:0;mso-wrap-distance-right:9pt;mso-wrap-distance-bottom:0;mso-position-horizontal:absolute;mso-position-horizontal-relative:page;mso-position-vertical:absolute;mso-position-vertical-relative:text;mso-width-percent:0;mso-width-relative:margin;v-text-anchor:middle" o:gfxdata="UEsDBBQABgAIAAAAIQC2gziS/gAAAOEBAAATAAAAW0NvbnRlbnRfVHlwZXNdLnhtbJSRQU7DMBBF 90jcwfIWJU67QAgl6YK0S0CoHGBkTxKLZGx5TGhvj5O2G0SRWNoz/78nu9wcxkFMGNg6quQqL6RA 0s5Y6ir5vt9lD1JwBDIwOMJKHpHlpr69KfdHjyxSmriSfYz+USnWPY7AufNIadK6MEJMx9ApD/oD OlTrorhX2lFEilmcO2RdNtjC5xDF9pCuTyYBB5bi6bQ4syoJ3g9WQ0ymaiLzg5KdCXlKLjvcW893 SUOqXwnz5DrgnHtJTxOsQfEKIT7DmDSUCaxw7Rqn8787ZsmRM9e2VmPeBN4uqYvTtW7jvijg9N/y JsXecLq0q+WD6m8AAAD//wMAUEsDBBQABgAIAAAAIQA4/SH/1gAAAJQBAAALAAAAX3JlbHMvLnJl bHOkkMFqwzAMhu+DvYPRfXGawxijTi+j0GvpHsDYimMaW0Yy2fr2M4PBMnrbUb/Q94l/f/hMi1qR JVI2sOt6UJgd+ZiDgffL8ekFlFSbvV0oo4EbChzGx4f9GRdb25HMsYhqlCwG5lrLq9biZkxWOiqY 22YiTra2kYMu1l1tQD30/bPm3wwYN0x18gb45AdQl1tp5j/sFB2T0FQ7R0nTNEV3j6o9feQzro1i OWA14Fm+Q8a1a8+Bvu/d/dMb2JY5uiPbhG/ktn4cqGU/er3pcvwCAAD//wMAUEsDBBQABgAIAAAA IQCE4BV9eAIAAGIFAAAOAAAAZHJzL2Uyb0RvYy54bWysVE1v2zAMvQ/YfxB0X+0EdbsEdYqgRYcB RVusHXpWZak2IIsapcTJfv0o+SNZV+wwLAdFEh8fyWdSF5e71rCtQt+ALfnsJOdMWQlVY19L/v3p 5tNnznwQthIGrCr5Xnl+ufr44aJzSzWHGkylkBGJ9cvOlbwOwS2zzMtatcKfgFOWjBqwFYGO+JpV KDpib002z/OzrAOsHIJU3tPtdW/kq8SvtZLhXmuvAjMlp9xCWjGtL3HNVhdi+YrC1Y0c0hD/kEUr GktBJ6prEQTbYPMHVdtIBA86nEhoM9C6kSrVQNXM8jfVPNbCqVQLiePdJJP/f7TybvvoHpBk6Jxf etrGKnYa2/hP+bFdEms/iaV2gUm6PC+KeV4UnEmyFWeLYlFENbODt0MfvihoWdyUHOljJI3E9taH HjpCYjAPpqluGmPSITaAujLItoI+nZBS2TAfAvyGNDbiLUTPnjTeZIdy0i7sjYo4Y78pzZqKCpin ZFKnvQ006021qFQfv8jpN0YfU0vFJsLIrCn+xD0QjMjjImYDzYCPrio16uSc/y2xvsTJI0UGGybn trGA7xGYMEXu8aNIvTRRpReo9g/IEPox8U7eNPTpboUPDwJpLmiCaNbDPS3aQFdyGHac1YA/37uP eGpXsnLW0ZyV3P/YCFScma+WGnkxOz2Ng5kOp8X5nA54bHk5tthNewXUDzN6VZxM24gPZtxqhPaZ noR1jEomYSXFLrkMOB6uQj//9KhItV4nGA2jE+HWPjoZyaOqsTWfds8C3dC/gTr/DsaZFMs3bdxj o6eF9SaAblKPH3Qd9KZBTo0zPDrxpTg+J9ThaVz9AgAA//8DAFBLAwQUAAYACAAAACEAxxROft0A AAAMAQAADwAAAGRycy9kb3ducmV2LnhtbEyPQU+EMBSE7yb+h+aZeHNbMRBAykaNezFe3PUHFPoW WOkroV0W/73Pkx4nM5n5ptqubhQLzmHwpOF+o0Agtd4O1Gn4POzuchAhGrJm9IQavjHAtr6+qkxp /YU+cNnHTnAJhdJo6GOcSilD26MzYeMnJPaOfnYmspw7aWdz4XI3ykSpTDozEC/0ZsKXHtuv/dlp eHU+fT8Vi9slQ+NlllN8fiOtb2/Wp0cQEdf4F4ZffEaHmpkafyYbxMg6UVnCWQ2F4g+cSB6KNAXR sJerFGRdyf8n6h8AAAD//wMAUEsBAi0AFAAGAAgAAAAhALaDOJL+AAAA4QEAABMAAAAAAAAAAAAA AAAAAAAAAFtDb250ZW50X1R5cGVzXS54bWxQSwECLQAUAAYACAAAACEAOP0h/9YAAACUAQAACwAA AAAAAAAAAAAAAAAvAQAAX3JlbHMvLnJlbHNQSwECLQAUAAYACAAAACEAhOAVfXgCAABiBQAADgAA AAAAAAAAAAAAAAAuAgAAZHJzL2Uyb0RvYy54bWxQSwECLQAUAAYACAAAACEAxxROft0AAAAMAQAA DwAAAAAAAAAAAAAAAADSBAAAZHJzL2Rvd25yZXYueG1sUEsFBgAAAAAEAAQA8wAAANwFAAAAAA== " fillcolor="#ea963e [3205]" stroked="f" strokeweight="1pt">
               <w10:wrap anchorx="page"/>
             </v:rect>
           </w:pict>

--- a/templates/SH_GB_Profile.docx
+++ b/templates/SH_GB_Profile.docx
@@ -661,161 +661,67 @@
     <w:p>
       <w:pPr>
         <w:pStyle w:val="SHText"/>
-      </w:pPr>
-      <w:r>
-        <w:t>{{#companies}}</w:t>
-      </w:r>
-    </w:p>
-    <w:tbl>
-      <w:tblPr>
-        <w:tblStyle w:val="TableGrid"/>
-        <w:tblW w:w="9900" w:type="dxa"/>
-        <w:tblBorders>
-          <w:top w:val="none" w:sz="0" w:space="0" w:color="auto"/>
-          <w:left w:val="none" w:sz="0" w:space="0" w:color="auto"/>
-          <w:bottom w:val="none" w:sz="0" w:space="0" w:color="auto"/>
-          <w:right w:val="none" w:sz="0" w:space="0" w:color="auto"/>
-          <w:insideH w:val="none" w:sz="0" w:space="0" w:color="auto"/>
-          <w:insideV w:val="none" w:sz="0" w:space="0" w:color="auto"/>
-        </w:tblBorders>
-      </w:tblPr>
-      <w:tblGrid>
-        <w:gridCol w:w="6800"/>
-        <w:gridCol w:w="3100"/>
-      </w:tblGrid>
-      <w:tr>
-        <w:tc>
-          <w:tcPr>
-            <w:tcW w:w="6800" w:type="dxa"/>
-          </w:tcPr>
-          <w:p>
-            <w:pPr>
-              <w:pStyle w:val="SHText"/>
-              <w:rPr>
-                <w:b/>
-                <w:bCs/>
-              </w:rPr>
-            </w:pPr>
-            <w:r>
-              <w:rPr>
-                <w:b/>
-                <w:bCs/>
-              </w:rPr>
-              <w:t xml:space="preserve">{{name}}, {{location}}</w:t>
-            </w:r>
-          </w:p>
-        </w:tc>
-        <w:tc>
-          <w:tcPr>
-            <w:tcW w:w="3100" w:type="dxa"/>
-          </w:tcPr>
-          <w:p>
-            <w:pPr>
-              <w:pStyle w:val="SHText"/>
-              <w:jc w:val="right"/>
-              <w:rPr>
-                <w:b/>
-                <w:bCs/>
-              </w:rPr>
-            </w:pPr>
-            <w:r>
-              <w:rPr>
-                <w:b/>
-                <w:bCs/>
-              </w:rPr>
-              <w:t>{{dates}}</w:t>
-            </w:r>
-          </w:p>
-        </w:tc>
-      </w:tr>
-    </w:tbl>
-    <w:p>
-      <w:pPr>
-        <w:pStyle w:val="SHText"/>
-      </w:pPr>
-      <w:r>
-        <w:t>{{#roles}}</w:t>
-      </w:r>
-    </w:p>
-    <w:tbl>
-      <w:tblPr>
-        <w:tblStyle w:val="TableGrid"/>
-        <w:tblW w:w="9900" w:type="dxa"/>
-        <w:tblBorders>
-          <w:top w:val="none" w:sz="0" w:space="0" w:color="auto"/>
-          <w:left w:val="none" w:sz="0" w:space="0" w:color="auto"/>
-          <w:bottom w:val="none" w:sz="0" w:space="0" w:color="auto"/>
-          <w:right w:val="none" w:sz="0" w:space="0" w:color="auto"/>
-          <w:insideH w:val="none" w:sz="0" w:space="0" w:color="auto"/>
-          <w:insideV w:val="none" w:sz="0" w:space="0" w:color="auto"/>
-        </w:tblBorders>
-      </w:tblPr>
-      <w:tblGrid>
-        <w:gridCol w:w="6800"/>
-        <w:gridCol w:w="3100"/>
-      </w:tblGrid>
-      <w:tr>
-        <w:tc>
-          <w:tcPr>
-            <w:tcW w:w="6800" w:type="dxa"/>
-          </w:tcPr>
-          <w:p>
-            <w:pPr>
-              <w:pStyle w:val="SHText"/>
-            </w:pPr>
-            <w:r>
-              <w:t xml:space="preserve">{{role}}, {{function}}</w:t>
-            </w:r>
-          </w:p>
-        </w:tc>
-        <w:tc>
-          <w:tcPr>
-            <w:tcW w:w="3100" w:type="dxa"/>
-          </w:tcPr>
-          <w:p>
-            <w:pPr>
-              <w:pStyle w:val="SHText"/>
-              <w:jc w:val="right"/>
-            </w:pPr>
-            <w:r>
-              <w:t>{{#role_dates}}{{role_dates}}{{/role_dates}}</w:t>
-            </w:r>
-          </w:p>
-        </w:tc>
-      </w:tr>
-    </w:tbl>
-    <w:p>
-      <w:pPr>
-        <w:pStyle w:val="SHBullets"/>
-      </w:pPr>
-      <w:r>
-        <w:t>{{#bullets}}</w:t>
-      </w:r>
-    </w:p>
-    <w:p>
-      <w:pPr>
-        <w:pStyle w:val="SHBullets"/>
+        <w:spacing w:before="120" w:after="0"/>
+        <w:tabs>
+          <w:tab w:val="right" w:pos="9900"/>
+        </w:tabs>
+      </w:pPr>
+      <w:r>
+        <w:rPr>
+          <w:b/>
+          <w:bCs/>
+        </w:rPr>
+        <w:t xml:space="preserve">{{#companies}}{{name}}, {{location}}</w:t>
+      </w:r>
+      <w:r>
+        <w:tab/>
+      </w:r>
+      <w:r>
+        <w:rPr>
+          <w:b/>
+          <w:bCs/>
+        </w:rPr>
+        <w:t>{{dates}}</w:t>
+      </w:r>
+    </w:p>
+    {{#roles}}
+    <w:p>
+      <w:pPr>
+        <w:pStyle w:val="SHText"/>
+        <w:spacing w:before="0" w:after="0"/>
+        <w:tabs>
+          <w:tab w:val="right" w:pos="9900"/>
+        </w:tabs>
+      </w:pPr>
+      <w:r>
+        <w:t xml:space="preserve">{{role}}</w:t>
+      </w:r>
+      <w:r>
+        <w:tab/>
+      </w:r>
+      <w:r>
+        <w:t>{{dates}}</w:t>
+      </w:r>
+    </w:p>
+    {{#bullets}}
+    <w:p>
+      <w:pPr>
+        <w:pStyle w:val="SHBullet"/>
+        <w:spacing w:before="0" w:after="0"/>
       </w:pPr>
       <w:r>
         <w:t>{{.}}</w:t>
       </w:r>
     </w:p>
-    <w:p>
-      <w:pPr>
-        <w:pStyle w:val="SHText"/>
-      </w:pPr>
-      <w:r>
-        <w:t>{{/bullets}}{{/roles}}</w:t>
-      </w:r>
-    </w:p>
-    <w:p>
-      <w:pPr>
-        <w:pStyle w:val="SHText"/>
-      </w:pPr>
-      <w:r>
-        <w:t>{{/companies}}</w:t>
-      </w:r>
-    </w:p>
+    {{/bullets}}
+    {{/roles}}
+    <w:p>
+      <w:pPr>
+        <w:pStyle w:val="SHText"/>
+        <w:spacing w:before="0" w:after="80"/>
+      </w:pPr>
+    </w:p>
+    {{/companies}}
     <w:p>
       <w:pPr>
         <w:pStyle w:val="SHBullets"/>
@@ -914,11 +820,7 @@
     <w:p>
       <w:pPr>
         <w:pStyle w:val="SHText"/>
-        <w:ind w:left="1440" w:firstLine="720"/>
-        <w:rPr>
-          <w:b/>
-          <w:bCs/>
-        </w:rPr>
+        <w:ind w:left="2160"/>
       </w:pPr>
       <w:r>
         <w:t>{{EDU_1_DEGREE}}</w:t>

--- a/templates/SH_GB_Profile.docx
+++ b/templates/SH_GB_Profile.docx
@@ -661,6 +661,14 @@
     <w:p>
       <w:pPr>
         <w:pStyle w:val="SHText"/>
+      </w:pPr>
+      <w:r>
+        <w:t>{{#companies}}</w:t>
+      </w:r>
+    </w:p>
+    <w:p>
+      <w:pPr>
+        <w:pStyle w:val="SHText"/>
         <w:spacing w:before="120" w:after="0"/>
         <w:tabs>
           <w:tab w:val="right" w:pos="9900"/>
@@ -671,7 +679,7 @@
           <w:b/>
           <w:bCs/>
         </w:rPr>
-        <w:t xml:space="preserve">{{#companies}}{{name}}, {{location}}</w:t>
+        <w:t xml:space="preserve">{{name}}, {{location}}</w:t>
       </w:r>
       <w:r>
         <w:tab/>
@@ -684,7 +692,14 @@
         <w:t>{{dates}}</w:t>
       </w:r>
     </w:p>
-    {{#roles}}
+    <w:p>
+      <w:pPr>
+        <w:pStyle w:val="SHText"/>
+      </w:pPr>
+      <w:r>
+        <w:t>{{#roles}}</w:t>
+      </w:r>
+    </w:p>
     <w:p>
       <w:pPr>
         <w:pStyle w:val="SHText"/>
@@ -703,7 +718,14 @@
         <w:t>{{dates}}</w:t>
       </w:r>
     </w:p>
-    {{#bullets}}
+    <w:p>
+      <w:pPr>
+        <w:pStyle w:val="SHText"/>
+      </w:pPr>
+      <w:r>
+        <w:t>{{#bullets}}</w:t>
+      </w:r>
+    </w:p>
     <w:p>
       <w:pPr>
         <w:pStyle w:val="SHBullet"/>
@@ -713,15 +735,36 @@
         <w:t>{{.}}</w:t>
       </w:r>
     </w:p>
-    {{/bullets}}
-    {{/roles}}
+    <w:p>
+      <w:pPr>
+        <w:pStyle w:val="SHText"/>
+      </w:pPr>
+      <w:r>
+        <w:t>{{/bullets}}</w:t>
+      </w:r>
+    </w:p>
+    <w:p>
+      <w:pPr>
+        <w:pStyle w:val="SHText"/>
+      </w:pPr>
+      <w:r>
+        <w:t>{{/roles}}</w:t>
+      </w:r>
+    </w:p>
     <w:p>
       <w:pPr>
         <w:pStyle w:val="SHText"/>
         <w:spacing w:before="0" w:after="80"/>
       </w:pPr>
     </w:p>
-    {{/companies}}
+    <w:p>
+      <w:pPr>
+        <w:pStyle w:val="SHText"/>
+      </w:pPr>
+      <w:r>
+        <w:t>{{/companies}}</w:t>
+      </w:r>
+    </w:p>
     <w:p>
       <w:pPr>
         <w:pStyle w:val="SHBullets"/>

--- a/templates/SH_GB_Profile.docx
+++ b/templates/SH_GB_Profile.docx
@@ -710,11 +710,7 @@
       </w:pPr>
       <w:r>
         <w:t xml:space="preserve">{{role}}</w:t>
-      </w:r>
-      <w:r>
         <w:tab/>
-      </w:r>
-      <w:r>
         <w:t>{{dates}}</w:t>
       </w:r>
     </w:p>
@@ -1839,14 +1835,10 @@
       <w:t xml:space="preserve"> </w:t>
     </w:r>
     <w:r>
-      <w:t>[</w:t>
+      <w:t>{{CANDIDATE_NAME}}</w:t>
     </w:r>
-    <w:r>
-      <w:t>Candidate Name</w:t>
-    </w:r>
-    <w:r>
-      <w:t>]</w:t>
-    </w:r>
+    <w:r/>
+    <w:r/>
   </w:p>
   <w:p/>
 </w:hdr>

--- a/templates/SH_GB_Profile.docx
+++ b/templates/SH_GB_Profile.docx
@@ -724,7 +724,7 @@
     </w:p>
     <w:p>
       <w:pPr>
-        <w:pStyle w:val="SHBullet"/>
+        <w:pStyle w:val="SHBullets"/>
         <w:spacing w:before="0" w:after="0"/>
       </w:pPr>
       <w:r>
@@ -835,6 +835,9 @@
     <w:p>
       <w:pPr>
         <w:pStyle w:val="SHText"/>
+        <w:tabs>
+          <w:tab w:val="right" w:pos="9900"/>
+        </w:tabs>
       </w:pPr>
       <w:r>
         <w:rPr>
@@ -844,8 +847,6 @@
         <w:t>{{EDU_1_YEARS}}</w:t>
       </w:r>
       <w:r>
-        <w:tab/>
-        <w:tab/>
         <w:tab/>
       </w:r>
       <w:r>

--- a/templates/SH_GB_Profile.docx
+++ b/templates/SH_GB_Profile.docx
@@ -835,9 +835,6 @@
     <w:p>
       <w:pPr>
         <w:pStyle w:val="SHText"/>
-        <w:tabs>
-          <w:tab w:val="right" w:pos="9900"/>
-        </w:tabs>
       </w:pPr>
       <w:r>
         <w:rPr>
@@ -846,9 +843,12 @@
         </w:rPr>
         <w:t>{{EDU_1_YEARS}}</w:t>
       </w:r>
-      <w:r>
-        <w:tab/>
-      </w:r>
+    </w:p>
+    <w:p>
+      <w:pPr>
+        <w:pStyle w:val="SHText"/>
+        <w:spacing w:before="0" w:after="0"/>
+      </w:pPr>
       <w:r>
         <w:rPr>
           <w:b/>
@@ -860,7 +860,8 @@
     <w:p>
       <w:pPr>
         <w:pStyle w:val="SHText"/>
-        <w:ind w:left="2160"/>
+        <w:spacing w:before="0" w:after="0"/>
+        <w:ind w:left="0"/>
       </w:pPr>
       <w:r>
         <w:t>{{EDU_1_DEGREE}}</w:t>

--- a/templates/SH_GB_Profile.docx
+++ b/templates/SH_GB_Profile.docx
@@ -663,102 +663,7 @@
         <w:pStyle w:val="SHText"/>
       </w:pPr>
       <w:r>
-        <w:t>{{#companies}}</w:t>
-      </w:r>
-    </w:p>
-    <w:p>
-      <w:pPr>
-        <w:pStyle w:val="SHText"/>
-        <w:spacing w:before="120" w:after="0"/>
-        <w:tabs>
-          <w:tab w:val="right" w:pos="9900"/>
-        </w:tabs>
-      </w:pPr>
-      <w:r>
-        <w:rPr>
-          <w:b/>
-          <w:bCs/>
-        </w:rPr>
-        <w:t xml:space="preserve">{{name}}, {{location}}</w:t>
-      </w:r>
-      <w:r>
-        <w:tab/>
-      </w:r>
-      <w:r>
-        <w:rPr>
-          <w:b/>
-          <w:bCs/>
-        </w:rPr>
-        <w:t>{{dates}}</w:t>
-      </w:r>
-    </w:p>
-    <w:p>
-      <w:pPr>
-        <w:pStyle w:val="SHText"/>
-      </w:pPr>
-      <w:r>
-        <w:t>{{#roles}}</w:t>
-      </w:r>
-    </w:p>
-    <w:p>
-      <w:pPr>
-        <w:pStyle w:val="SHText"/>
-        <w:spacing w:before="0" w:after="0"/>
-        <w:tabs>
-          <w:tab w:val="right" w:pos="9900"/>
-        </w:tabs>
-      </w:pPr>
-      <w:r>
-        <w:t xml:space="preserve">{{role}}</w:t>
-        <w:tab/>
-        <w:t>{{dates}}</w:t>
-      </w:r>
-    </w:p>
-    <w:p>
-      <w:pPr>
-        <w:pStyle w:val="SHText"/>
-      </w:pPr>
-      <w:r>
-        <w:t>{{#bullets}}</w:t>
-      </w:r>
-    </w:p>
-    <w:p>
-      <w:pPr>
-        <w:pStyle w:val="SHBullets"/>
-        <w:spacing w:before="0" w:after="0"/>
-      </w:pPr>
-      <w:r>
-        <w:t>{{.}}</w:t>
-      </w:r>
-    </w:p>
-    <w:p>
-      <w:pPr>
-        <w:pStyle w:val="SHText"/>
-      </w:pPr>
-      <w:r>
-        <w:t>{{/bullets}}</w:t>
-      </w:r>
-    </w:p>
-    <w:p>
-      <w:pPr>
-        <w:pStyle w:val="SHText"/>
-      </w:pPr>
-      <w:r>
-        <w:t>{{/roles}}</w:t>
-      </w:r>
-    </w:p>
-    <w:p>
-      <w:pPr>
-        <w:pStyle w:val="SHText"/>
-        <w:spacing w:before="0" w:after="80"/>
-      </w:pPr>
-    </w:p>
-    <w:p>
-      <w:pPr>
-        <w:pStyle w:val="SHText"/>
-      </w:pPr>
-      <w:r>
-        <w:t>{{/companies}}</w:t>
+        <w:t>{{BUSINESS_EXPERIENCE_BLOCK}}</w:t>
       </w:r>
     </w:p>
     <w:p>
@@ -843,12 +748,11 @@
         </w:rPr>
         <w:t>{{EDU_1_YEARS}}</w:t>
       </w:r>
-    </w:p>
-    <w:p>
-      <w:pPr>
-        <w:pStyle w:val="SHText"/>
-        <w:spacing w:before="0" w:after="0"/>
-      </w:pPr>
+      <w:r>
+        <w:tab/>
+        <w:tab/>
+        <w:tab/>
+      </w:r>
       <w:r>
         <w:rPr>
           <w:b/>
@@ -860,8 +764,7 @@
     <w:p>
       <w:pPr>
         <w:pStyle w:val="SHText"/>
-        <w:spacing w:before="0" w:after="0"/>
-        <w:ind w:left="0"/>
+        <w:ind w:left="2160"/>
       </w:pPr>
       <w:r>
         <w:t>{{EDU_1_DEGREE}}</w:t>
